--- a/published/ai-organizations/04_digital_transformation/06_learning/lab-protocols/06_learning-lab.docx
+++ b/published/ai-organizations/04_digital_transformation/06_learning/lab-protocols/06_learning-lab.docx
@@ -4,32 +4,47 @@
   <w:body>
     <w:p>
       <w:r>
-        <w:t>Lab: Exploring Learning</w:t>
+        <w:t>Lab: ML Model Governance Assessment</w:t>
       </w:r>
     </w:p>
     <w:p>
       <w:r>
-        <w:t>Objective</w:t>
+        <w:t>Objectives</w:t>
       </w:r>
     </w:p>
     <w:p>
       <w:r>
-        <w:t>Design and simulate a simple agent that demonstrates the principles of Learning .</w:t>
+        <w:t>Learning Goal: Assess your organization's ML maturity and design improvements to model governance and operations.</w:t>
       </w:r>
     </w:p>
     <w:p>
       <w:r>
-        <w:t>Prerequisites</w:t>
+        <w:t>Part 1: ML Maturity Assessment (10 min)</w:t>
       </w:r>
     </w:p>
     <w:p>
       <w:r>
-        <w:t>Basic understanding of Python or a relevant simulation tool.  Familiarity with the formal definition of Learning.   Steps</w:t>
+        <w:t>Dimension  Current Level (1-5)  Evidence  Target      Data management       Model development       Deployment process       Monitoring       Retraining process       Overall MLOps maturity        Write your response here   Part 2: Model Inventory (15 min)</w:t>
       </w:r>
     </w:p>
     <w:p>
       <w:r>
-        <w:t>Define the Environment : Create a simple grid world or state space relevant to Organizations.  Define the Agent : Specify the agent's generative model, focusing on Learning.  Simulation : Run the agent for 100 timesteps.  Perturbation : Introduce a specific challenge to Learning (e.g., increased noise, occlusion).  Analysis : Plot the Free Energy over time. Does the agent successfully adapt?   Discussion Requirements</w:t>
+        <w:t>Model  Purpose  Last Retrained  Monitoring in Place?  Drift Risk (H/M/L)         Y/N             Write your response here   Part 3: Drift Monitoring Design (15 min)</w:t>
+      </w:r>
+    </w:p>
+    <w:p>
+      <w:r>
+        <w:t>For your highest-risk model:</w:t>
+      </w:r>
+    </w:p>
+    <w:p>
+      <w:r>
+        <w:t>Element  Design      Key metrics to monitor     Drift detection method     Alert thresholds     Retraining trigger     Rollback procedure      Write your response here   Part 4: Feedback Loop Analysis (10 min)</w:t>
+      </w:r>
+    </w:p>
+    <w:p>
+      <w:r>
+        <w:t>Model  Feedback Loop Present?  Self-Reinforcing?  Mitigation       Y/N  Y/N            Write your response here   Summary</w:t>
       </w:r>
     </w:p>
     <w:sectPr>
